--- a/bai_7/Hướng dẫn dẫn config file mongodb với laravel.docx
+++ b/bai_7/Hướng dẫn dẫn config file mongodb với laravel.docx
@@ -76,23 +76,7 @@
             <w:sz w:val="34"/>
             <w:szCs w:val="34"/>
           </w:rPr>
-          <w:t>https://pecl.php.net/pack</w:t>
-        </w:r>
-        <w:r>
-          <w:rPr>
-            <w:rStyle w:val="Hyperlink"/>
-            <w:sz w:val="34"/>
-            <w:szCs w:val="34"/>
-          </w:rPr>
-          <w:t>a</w:t>
-        </w:r>
-        <w:r>
-          <w:rPr>
-            <w:rStyle w:val="Hyperlink"/>
-            <w:sz w:val="34"/>
-            <w:szCs w:val="34"/>
-          </w:rPr>
-          <w:t>ge/mongodb/1.8.0beta1/windows</w:t>
+          <w:t>https://pecl.php.net/package/mongodb/1.8.0beta1/windows</w:t>
         </w:r>
       </w:hyperlink>
       <w:r>
@@ -113,6 +97,7 @@
       </w:pPr>
       <w:r>
         <w:rPr>
+          <w:noProof/>
           <w:sz w:val="34"/>
           <w:szCs w:val="34"/>
         </w:rPr>
@@ -179,6 +164,7 @@
       </w:pPr>
       <w:r>
         <w:rPr>
+          <w:noProof/>
           <w:sz w:val="34"/>
           <w:szCs w:val="34"/>
         </w:rPr>
@@ -232,7 +218,49 @@
           <w:sz w:val="34"/>
           <w:szCs w:val="34"/>
         </w:rPr>
-        <w:t>Ở đây mình đang sử dụng phiên bản php 7.4.19 nên mình sẽ tải phiên bản 7.4. Mình sẽ tả</w:t>
+        <w:t xml:space="preserve">Ở đây </w:t>
+      </w:r>
+      <w:r>
+        <w:rPr>
+          <w:sz w:val="34"/>
+          <w:szCs w:val="34"/>
+        </w:rPr>
+        <w:t>em</w:t>
+      </w:r>
+      <w:r>
+        <w:rPr>
+          <w:sz w:val="34"/>
+          <w:szCs w:val="34"/>
+        </w:rPr>
+        <w:t xml:space="preserve"> đang sử dụng phiên bản php 7.4.19 nên </w:t>
+      </w:r>
+      <w:r>
+        <w:rPr>
+          <w:sz w:val="34"/>
+          <w:szCs w:val="34"/>
+        </w:rPr>
+        <w:t>em</w:t>
+      </w:r>
+      <w:r>
+        <w:rPr>
+          <w:sz w:val="34"/>
+          <w:szCs w:val="34"/>
+        </w:rPr>
+        <w:t xml:space="preserve"> sẽ tải phiên bản 7.4. </w:t>
+      </w:r>
+      <w:r>
+        <w:rPr>
+          <w:sz w:val="34"/>
+          <w:szCs w:val="34"/>
+        </w:rPr>
+        <w:t xml:space="preserve">Em </w:t>
+      </w:r>
+      <w:r>
+        <w:rPr>
+          <w:sz w:val="34"/>
+          <w:szCs w:val="34"/>
+        </w:rPr>
+        <w:t>sẽ tả</w:t>
       </w:r>
       <w:r>
         <w:rPr>
@@ -252,6 +280,7 @@
       </w:pPr>
       <w:r>
         <w:rPr>
+          <w:noProof/>
           <w:sz w:val="34"/>
           <w:szCs w:val="34"/>
         </w:rPr>
@@ -331,6 +360,7 @@
       </w:pPr>
       <w:r>
         <w:rPr>
+          <w:noProof/>
           <w:sz w:val="34"/>
           <w:szCs w:val="34"/>
         </w:rPr>
@@ -413,6 +443,7 @@
       </w:pPr>
       <w:r>
         <w:rPr>
+          <w:noProof/>
           <w:sz w:val="34"/>
           <w:szCs w:val="34"/>
         </w:rPr>
@@ -515,7 +546,14 @@
           <w:sz w:val="34"/>
           <w:szCs w:val="34"/>
         </w:rPr>
-        <w:t>Sau đó chúng ta tắt khởi động lại và nhập lệnh (</w:t>
+        <w:t>Sau đó</w:t>
+      </w:r>
+      <w:r>
+        <w:rPr>
+          <w:sz w:val="34"/>
+          <w:szCs w:val="34"/>
+        </w:rPr>
+        <w:t xml:space="preserve"> tắt khởi động lại và nhập lệnh (</w:t>
       </w:r>
       <w:r>
         <w:rPr>
@@ -542,6 +580,7 @@
       </w:pPr>
       <w:r>
         <w:rPr>
+          <w:noProof/>
           <w:sz w:val="34"/>
           <w:szCs w:val="34"/>
         </w:rPr>
@@ -599,7 +638,7 @@
           <w:sz w:val="34"/>
           <w:szCs w:val="34"/>
         </w:rPr>
-        <w:t xml:space="preserve">Sau đó chúng ta vào file config/app.php thêm đoạn code “ </w:t>
+        <w:t xml:space="preserve">Sau đó vào file config/app.php thêm đoạn code “ </w:t>
       </w:r>
       <w:r>
         <w:rPr>
@@ -625,6 +664,7 @@
       </w:r>
       <w:r>
         <w:rPr>
+          <w:noProof/>
           <w:sz w:val="34"/>
           <w:szCs w:val="34"/>
         </w:rPr>
@@ -682,7 +722,14 @@
           <w:sz w:val="34"/>
           <w:szCs w:val="34"/>
         </w:rPr>
-        <w:t>Sau đó chúng ta sẽ chuyển lại file kết nối datanase mặc định từ mysql thành Mongodb. Chúng ta sẽ vào file config/database.php</w:t>
+        <w:t>Sau đó</w:t>
+      </w:r>
+      <w:r>
+        <w:rPr>
+          <w:sz w:val="34"/>
+          <w:szCs w:val="34"/>
+        </w:rPr>
+        <w:t xml:space="preserve"> sẽ chuyển lại file kết nối datanase mặc định từ mysql thành Mongodb. Chúng ta sẽ vào file config/database.php</w:t>
       </w:r>
       <w:r>
         <w:rPr>
@@ -722,6 +769,7 @@
       </w:pPr>
       <w:r>
         <w:rPr>
+          <w:noProof/>
           <w:sz w:val="34"/>
           <w:szCs w:val="34"/>
         </w:rPr>
@@ -779,7 +827,14 @@
           <w:sz w:val="34"/>
           <w:szCs w:val="34"/>
         </w:rPr>
-        <w:t xml:space="preserve">Sau đó chúng ta sẽ kết nối với database mongodb </w:t>
+        <w:t xml:space="preserve">Sau đó </w:t>
+      </w:r>
+      <w:r>
+        <w:rPr>
+          <w:sz w:val="34"/>
+          <w:szCs w:val="34"/>
+        </w:rPr>
+        <w:t xml:space="preserve">sẽ kết nối với database mongodb </w:t>
       </w:r>
     </w:p>
     <w:p>
@@ -1044,7 +1099,6 @@
           <w:sz w:val="21"/>
           <w:szCs w:val="21"/>
         </w:rPr>
-        <w:lastRenderedPageBreak/>
         <w:t>        ],</w:t>
       </w:r>
     </w:p>
@@ -1067,6 +1121,7 @@
       </w:pPr>
       <w:r>
         <w:rPr>
+          <w:noProof/>
           <w:sz w:val="34"/>
           <w:szCs w:val="34"/>
         </w:rPr>
@@ -1124,35 +1179,43 @@
           <w:sz w:val="34"/>
           <w:szCs w:val="34"/>
         </w:rPr>
-        <w:t>Chúng ta sẽ thêm đường dẫn này “</w:t>
-      </w:r>
-      <w:r>
-        <w:rPr>
-          <w:sz w:val="34"/>
-          <w:szCs w:val="34"/>
-        </w:rPr>
-        <w:t>use Jenssegers\Mongodb\Eloquent\Model;</w:t>
-      </w:r>
-      <w:r>
-        <w:rPr>
-          <w:sz w:val="34"/>
-          <w:szCs w:val="34"/>
-        </w:rPr>
-        <w:t>” để có thể gọi được các thuộc tính tương ứng.</w:t>
+        <w:t>T</w:t>
       </w:r>
       <w:bookmarkStart w:id="0" w:name="_GoBack"/>
       <w:bookmarkEnd w:id="0"/>
-    </w:p>
-    <w:p>
-      <w:pPr>
-        <w:pStyle w:val="ListParagraph"/>
-        <w:rPr>
-          <w:sz w:val="34"/>
-          <w:szCs w:val="34"/>
-        </w:rPr>
-      </w:pPr>
-      <w:r>
-        <w:rPr>
+      <w:r>
+        <w:rPr>
+          <w:sz w:val="34"/>
+          <w:szCs w:val="34"/>
+        </w:rPr>
+        <w:t>hêm đường dẫn này “</w:t>
+      </w:r>
+      <w:r>
+        <w:rPr>
+          <w:sz w:val="34"/>
+          <w:szCs w:val="34"/>
+        </w:rPr>
+        <w:t>use Jenssegers\Mongodb\Eloquent\Model;</w:t>
+      </w:r>
+      <w:r>
+        <w:rPr>
+          <w:sz w:val="34"/>
+          <w:szCs w:val="34"/>
+        </w:rPr>
+        <w:t>” để có thể gọi được các thuộc tính tương ứng.</w:t>
+      </w:r>
+    </w:p>
+    <w:p>
+      <w:pPr>
+        <w:pStyle w:val="ListParagraph"/>
+        <w:rPr>
+          <w:sz w:val="34"/>
+          <w:szCs w:val="34"/>
+        </w:rPr>
+      </w:pPr>
+      <w:r>
+        <w:rPr>
+          <w:noProof/>
           <w:sz w:val="34"/>
           <w:szCs w:val="34"/>
         </w:rPr>
